--- a/documents/8-1 資料庫關聯表-江芸萱.docx
+++ b/documents/8-1 資料庫關聯表-江芸萱.docx
@@ -12,22 +12,19 @@
       </w:pPr>
       <w:bookmarkStart w:id="0" w:name="_Toc227364464"/>
       <w:r>
-        <w:rPr>
-          <w:rFonts w:hint="eastAsia"/>
-        </w:rPr>
         <w:drawing>
-          <wp:anchor distT="0" distB="0" distL="114300" distR="114300" simplePos="0" relativeHeight="251658240" behindDoc="0" locked="0" layoutInCell="1" allowOverlap="1" wp14:anchorId="6354DE28" wp14:editId="507026E7">
+          <wp:anchor distT="0" distB="0" distL="114300" distR="114300" simplePos="0" relativeHeight="251658240" behindDoc="0" locked="0" layoutInCell="1" allowOverlap="1" wp14:anchorId="2616E031" wp14:editId="6AD6145F">
             <wp:simplePos x="0" y="0"/>
             <wp:positionH relativeFrom="margin">
               <wp:align>center</wp:align>
             </wp:positionH>
             <wp:positionV relativeFrom="paragraph">
-              <wp:posOffset>595141</wp:posOffset>
+              <wp:posOffset>445576</wp:posOffset>
             </wp:positionV>
-            <wp:extent cx="6471285" cy="7567930"/>
-            <wp:effectExtent l="0" t="0" r="5715" b="0"/>
+            <wp:extent cx="6479540" cy="6388100"/>
+            <wp:effectExtent l="0" t="0" r="0" b="0"/>
             <wp:wrapTopAndBottom/>
-            <wp:docPr id="849588086" name="圖片 1"/>
+            <wp:docPr id="75097962" name="圖片 1"/>
             <wp:cNvGraphicFramePr>
               <a:graphicFrameLocks xmlns:a="http://schemas.openxmlformats.org/drawingml/2006/main" noChangeAspect="1"/>
             </wp:cNvGraphicFramePr>
@@ -40,7 +37,7 @@
                       <a:picLocks noChangeAspect="1" noChangeArrowheads="1"/>
                     </pic:cNvPicPr>
                   </pic:nvPicPr>
-                  <pic:blipFill rotWithShape="1">
+                  <pic:blipFill>
                     <a:blip r:embed="rId8" cstate="print">
                       <a:extLst>
                         <a:ext uri="{28A0092B-C50C-407E-A947-70E740481C1C}">
@@ -48,7 +45,7 @@
                         </a:ext>
                       </a:extLst>
                     </a:blip>
-                    <a:srcRect b="3413"/>
+                    <a:srcRect/>
                     <a:stretch>
                       <a:fillRect/>
                     </a:stretch>
@@ -56,7 +53,7 @@
                   <pic:spPr bwMode="auto">
                     <a:xfrm>
                       <a:off x="0" y="0"/>
-                      <a:ext cx="6471285" cy="7567930"/>
+                      <a:ext cx="6479540" cy="6388100"/>
                     </a:xfrm>
                     <a:prstGeom prst="rect">
                       <a:avLst/>
@@ -65,15 +62,13 @@
                     <a:ln>
                       <a:noFill/>
                     </a:ln>
-                    <a:extLst>
-                      <a:ext uri="{53640926-AAD7-44D8-BBD7-CCE9431645EC}">
-                        <a14:shadowObscured xmlns:a14="http://schemas.microsoft.com/office/drawing/2010/main"/>
-                      </a:ext>
-                    </a:extLst>
                   </pic:spPr>
                 </pic:pic>
               </a:graphicData>
             </a:graphic>
+            <wp14:sizeRelV relativeFrom="margin">
+              <wp14:pctHeight>0</wp14:pctHeight>
+            </wp14:sizeRelV>
           </wp:anchor>
         </w:drawing>
       </w:r>

--- a/documents/8-1 資料庫關聯表-江芸萱.docx
+++ b/documents/8-1 資料庫關聯表-江芸萱.docx
@@ -9,22 +9,28 @@
           <w:ilvl w:val="0"/>
           <w:numId w:val="0"/>
         </w:numPr>
+        <w:rPr>
+          <w:rFonts w:hint="eastAsia"/>
+        </w:rPr>
       </w:pPr>
       <w:bookmarkStart w:id="0" w:name="_Toc227364464"/>
       <w:r>
+        <w:rPr>
+          <w:rFonts w:hint="eastAsia"/>
+        </w:rPr>
         <w:drawing>
-          <wp:anchor distT="0" distB="0" distL="114300" distR="114300" simplePos="0" relativeHeight="251658240" behindDoc="0" locked="0" layoutInCell="1" allowOverlap="1" wp14:anchorId="2616E031" wp14:editId="6AD6145F">
+          <wp:anchor distT="0" distB="0" distL="114300" distR="114300" simplePos="0" relativeHeight="251658240" behindDoc="0" locked="0" layoutInCell="1" allowOverlap="1" wp14:anchorId="68BC3F6B" wp14:editId="4751D8E4">
             <wp:simplePos x="0" y="0"/>
             <wp:positionH relativeFrom="margin">
               <wp:align>center</wp:align>
             </wp:positionH>
             <wp:positionV relativeFrom="paragraph">
-              <wp:posOffset>445576</wp:posOffset>
+              <wp:posOffset>454025</wp:posOffset>
             </wp:positionV>
-            <wp:extent cx="6479540" cy="6388100"/>
-            <wp:effectExtent l="0" t="0" r="0" b="0"/>
+            <wp:extent cx="7425055" cy="8742045"/>
+            <wp:effectExtent l="0" t="0" r="4445" b="1905"/>
             <wp:wrapTopAndBottom/>
-            <wp:docPr id="75097962" name="圖片 1"/>
+            <wp:docPr id="1671930168" name="圖片 5"/>
             <wp:cNvGraphicFramePr>
               <a:graphicFrameLocks xmlns:a="http://schemas.openxmlformats.org/drawingml/2006/main" noChangeAspect="1"/>
             </wp:cNvGraphicFramePr>
@@ -32,12 +38,12 @@
               <a:graphicData uri="http://schemas.openxmlformats.org/drawingml/2006/picture">
                 <pic:pic xmlns:pic="http://schemas.openxmlformats.org/drawingml/2006/picture">
                   <pic:nvPicPr>
-                    <pic:cNvPr id="0" name="Picture 1"/>
+                    <pic:cNvPr id="0" name="Picture 5"/>
                     <pic:cNvPicPr>
                       <a:picLocks noChangeAspect="1" noChangeArrowheads="1"/>
                     </pic:cNvPicPr>
                   </pic:nvPicPr>
-                  <pic:blipFill>
+                  <pic:blipFill rotWithShape="1">
                     <a:blip r:embed="rId8" cstate="print">
                       <a:extLst>
                         <a:ext uri="{28A0092B-C50C-407E-A947-70E740481C1C}">
@@ -45,7 +51,7 @@
                         </a:ext>
                       </a:extLst>
                     </a:blip>
-                    <a:srcRect/>
+                    <a:srcRect l="3106" t="3394" r="2319" b="2996"/>
                     <a:stretch>
                       <a:fillRect/>
                     </a:stretch>
@@ -53,7 +59,7 @@
                   <pic:spPr bwMode="auto">
                     <a:xfrm>
                       <a:off x="0" y="0"/>
-                      <a:ext cx="6479540" cy="6388100"/>
+                      <a:ext cx="7425055" cy="8742045"/>
                     </a:xfrm>
                     <a:prstGeom prst="rect">
                       <a:avLst/>
@@ -62,10 +68,18 @@
                     <a:ln>
                       <a:noFill/>
                     </a:ln>
+                    <a:extLst>
+                      <a:ext uri="{53640926-AAD7-44D8-BBD7-CCE9431645EC}">
+                        <a14:shadowObscured xmlns:a14="http://schemas.microsoft.com/office/drawing/2010/main"/>
+                      </a:ext>
+                    </a:extLst>
                   </pic:spPr>
                 </pic:pic>
               </a:graphicData>
             </a:graphic>
+            <wp14:sizeRelH relativeFrom="margin">
+              <wp14:pctWidth>0</wp14:pctWidth>
+            </wp14:sizeRelH>
             <wp14:sizeRelV relativeFrom="margin">
               <wp14:pctHeight>0</wp14:pctHeight>
             </wp14:sizeRelV>
@@ -85,6 +99,9 @@
         <w:t>資料庫關聯表</w:t>
       </w:r>
       <w:bookmarkEnd w:id="0"/>
+      <w:r>
+        <w:tab/>
+      </w:r>
     </w:p>
     <w:p>
       <w:pPr>
@@ -121,7 +138,7 @@
         <w:fldChar w:fldCharType="separate"/>
       </w:r>
       <w:r>
-        <w:t>8-1</w:t>
+        <w:t>0</w:t>
       </w:r>
       <w:r>
         <w:fldChar w:fldCharType="end"/>
@@ -183,19 +200,6 @@
         </w:rPr>
         <w:t>圖</w:t>
       </w:r>
-    </w:p>
-    <w:p>
-      <w:pPr>
-        <w:pStyle w:val="a0"/>
-        <w:numPr>
-          <w:ilvl w:val="0"/>
-          <w:numId w:val="0"/>
-        </w:numPr>
-        <w:ind w:firstLine="425"/>
-        <w:rPr>
-          <w:color w:val="EE0000"/>
-        </w:rPr>
-      </w:pPr>
     </w:p>
     <w:sectPr>
       <w:footerReference w:type="default" r:id="rId9"/>
